--- a/companies/calderwood-partners/Engagements/Key Group/2018.06.06 - Status Report - Key Group v2 FINAL.docx
+++ b/companies/calderwood-partners/Engagements/Key Group/2018.06.06 - Status Report - Key Group v2 FINAL.docx
@@ -7,12 +7,12 @@
         <w:pStyle w:val="Heading1"/>
       </w:pPr>
       <w:r>
-        <w:t>Status Report: Shared Services Design</w:t>
+        <w:t>Status Report -- Shared Services Design for Key Group</w:t>
       </w:r>
     </w:p>
     <w:p>
       <w:r>
-        <w:t>Prepared by Daniel Cisneros for the finance sponsor at Key Group, covering the four weeks to this report and reviewed by Jason Torres. Client of record: Key Group. The engagement stands at roughly its midpoint.</w:t>
+        <w:t>This is the engagement team's periodic report to the finance leadership on the shared services design, written at roughly the midpoint of the work. My aim in it is less to catalogue activity than to tell you plainly where things stand, what has moved since we last wrote, what we will be doing over the coming weeks, and the few risks I think worth watching, so that nothing about the engagement's health has to be read out of silence.</w:t>
       </w:r>
     </w:p>
     <w:p>
@@ -20,17 +20,12 @@
         <w:pStyle w:val="Heading2"/>
       </w:pPr>
       <w:r>
-        <w:t>Where the work stands</w:t>
+        <w:t>Where things stand</w:t>
       </w:r>
     </w:p>
     <w:p>
       <w:r>
-        <w:t>The engagement reached its midpoint this period and is on plan. The baseline of the four support functions is complete, and we have begun turning it into the first design option for the shared organization. Measured against the engagement budget of $105,500, we are a little under half spent, which tracks the work done rather than the calendar; the heavier design and business-case hours fall in the periods ahead, and the budget was built around that. Nothing found so far points to a change in the fee or the schedule.</w:t>
-      </w:r>
-    </w:p>
-    <w:p>
-      <w:r>
-        <w:t>Put simply: the measurement phase is essentially done, the numbers match what we expected at the outset, and the work now moves from describing how the four functions run today to designing how a shared organization would run them. We are not recommending a design yet, and will not until the options are built and tested.</w:t>
+        <w:t>At the midpoint the engagement is broadly where we planned for it to be, with the baseline of the in-scope support functions essentially built and the design work now beginning to take its shape on top of it. Set against the fixed fee of $105,500 for the whole of the engagement, we have consumed a little under half, which tracks the work completed and leaves us the room the design and transition phases will ask for. There is one open item on the cost side that I describe below, and it is the only thing at present that could move the timeline; everything else is proceeding at the pace we set at kickoff.</w:t>
       </w:r>
     </w:p>
     <w:p>
@@ -38,44 +33,22 @@
         <w:pStyle w:val="Heading2"/>
       </w:pPr>
       <w:r>
-        <w:t>Completed this period</w:t>
-      </w:r>
-    </w:p>
-    <w:p>
-      <w:pPr>
-        <w:pStyle w:val="ListBullet"/>
-      </w:pPr>
-      <w:r>
-        <w:t>Finished the baseline of spend, headcount, and service levels for finance, procurement, human resources, and IT across every operating unit.</w:t>
-      </w:r>
-    </w:p>
-    <w:p>
-      <w:pPr>
-        <w:pStyle w:val="ListBullet"/>
-      </w:pPr>
-      <w:r>
-        <w:t>Reconciled the function-level costs to the general ledger with your finance team, so the baseline matches the figures your own reporting produces.</w:t>
-      </w:r>
-    </w:p>
-    <w:p>
-      <w:pPr>
-        <w:pStyle w:val="ListBullet"/>
-      </w:pPr>
-      <w:r>
-        <w:t>Confirmed that the cost per transaction in finance and procurement runs well above what a consolidated team would carry, which is the result that points toward a shared model.</w:t>
-      </w:r>
-    </w:p>
-    <w:p>
-      <w:pPr>
-        <w:pStyle w:val="ListBullet"/>
-      </w:pPr>
-      <w:r>
-        <w:t>Closed the last open data item, the IT help-desk figures for one unit, so there are no outstanding requests on our side.</w:t>
+        <w:t>What we have done since the last report</w:t>
       </w:r>
     </w:p>
     <w:p>
       <w:r>
-        <w:t>We have kept all of this on the measurement side of the line. Each result feeds the design, and we mark it that way on every exhibit, so that a figure is not read as a conclusion before one exists. The one point already firm enough to state is direction, not magnitude: the cost of running these functions inside each unit is higher than a shared model would carry, and the coming period is about sizing that gap and testing what it would take to close it.</w:t>
+        <w:t>Jason Torres and I have completed the process baseline for the finance and procurement activities, walking each one unit by unit with the people who actually perform it, and we have reconciled that picture against the operators' own account closely enough that neither side now argues about how the work is done today. We have also held the first working session with your team, at which we tested an early view of which activities genuinely belong in a shared organization and which are grouped together only by the history of how the units grew.</w:t>
+      </w:r>
+    </w:p>
+    <w:p>
+      <w:r>
+        <w:t>Out of that session we have begun to separate the functions where consolidation clearly reduces duplicated effort from the smaller number where the case is weaker, and we are carrying the latter forward as open questions instead of settling them early for the sake of a tidier design. That distinction matters more than it might seem, because a design that consolidates everything for the appearance of order tends to hand your managers a structure they cannot comfortably run.</w:t>
+      </w:r>
+    </w:p>
+    <w:p>
+      <w:r>
+        <w:t>The interviews that underpin all of this have gone smoothly, and I want to record our thanks to your unit finance leads, who gave us their time generously and were candid about where the current arrangement frustrates them; that candor is worth a great deal, because a baseline built only on what people are willing to say in the abstract is of little use once the design has to survive contact with how the work is really done.</w:t>
       </w:r>
     </w:p>
     <w:p>
@@ -83,39 +56,17 @@
         <w:pStyle w:val="Heading2"/>
       </w:pPr>
       <w:r>
-        <w:t>The coming period</w:t>
+        <w:t>What the coming weeks hold</w:t>
       </w:r>
     </w:p>
     <w:p>
-      <w:pPr>
-        <w:pStyle w:val="ListBullet"/>
-      </w:pPr>
       <w:r>
-        <w:t>Jason Torres develops the first design option: which processes the shared organization takes on, its service catalogue, and the service levels attached to each.</w:t>
+        <w:t>Our attention over the next several weeks turns to the target design itself, which means describing the services the shared organization would provide, the levels at which it would hold itself to provide them, and the way its cost would be recovered from the units it serves. Alongside that, Jason Torres and I will be shaping two or three candidate designs so that you are able to weigh real options against one another, each tested against both what it costs and what it asks the organization to do differently, and we expect to bring those to you for a proper working discussion before any direction is fixed.</w:t>
       </w:r>
     </w:p>
     <w:p>
-      <w:pPr>
-        <w:pStyle w:val="ListBullet"/>
-      </w:pPr>
       <w:r>
-        <w:t>We draft the chargeback rules that keep the shared organization answerable to the units it serves, since control, not cost, is the units' first concern.</w:t>
-      </w:r>
-    </w:p>
-    <w:p>
-      <w:pPr>
-        <w:pStyle w:val="ListBullet"/>
-      </w:pPr>
-      <w:r>
-        <w:t>We build the cost model beneath the design, so the business case rests on the same figures as the baseline.</w:t>
-      </w:r>
-    </w:p>
-    <w:p>
-      <w:pPr>
-        <w:pStyle w:val="ListBullet"/>
-      </w:pPr>
-      <w:r>
-        <w:t>We bring a first, clearly labeled design option to the next working session, its cost and its effect on service set out side by side, so the session weighs a real option instead of reacting to a finished answer.</w:t>
+        <w:t>We are also giving early thought to the governance the shared organization would need, since a service organization without a clear way of agreeing service levels and settling disputes between it and the units it serves tends to recreate, inside a single function, exactly the divided accountability we were asked to remove. I raise it now only because governance is easiest to settle while the shape of the organization is still open, and we would value your early view on it.</w:t>
       </w:r>
     </w:p>
     <w:p>
@@ -123,36 +74,17 @@
         <w:pStyle w:val="Heading2"/>
       </w:pPr>
       <w:r>
-        <w:t>Risks we are watching</w:t>
-      </w:r>
-    </w:p>
-    <w:p>
-      <w:pPr>
-        <w:pStyle w:val="ListBullet"/>
-      </w:pPr>
-      <w:r>
-        <w:t>Unit control. The unit heads worry about losing control of their service once work moves to a shared team. This is a governance question, and if the catalogue and chargeback rules do not answer it convincingly the design will stall whatever the saving. We are treating it as a design requirement, not an afterthought.</w:t>
-      </w:r>
-    </w:p>
-    <w:p>
-      <w:pPr>
-        <w:pStyle w:val="ListBullet"/>
-      </w:pPr>
-      <w:r>
-        <w:t>The smallest unit. Its volumes are low enough that folding it into the first wave would add cost and risk for little saving. We expect to hold it out, and will say so plainly in the option memo.</w:t>
-      </w:r>
-    </w:p>
-    <w:p>
-      <w:pPr>
-        <w:pStyle w:val="ListBullet"/>
-      </w:pPr>
-      <w:r>
-        <w:t>Scope discipline. Two of your managers have raised systems questions that sit just outside the design scope. We have noted them and will flag any that would change the fee before doing the work, not after.</w:t>
+        <w:t>Risks worth watching</w:t>
       </w:r>
     </w:p>
     <w:p>
       <w:r>
-        <w:t>In short, the engagement is where it should be at the halfway mark, and the coming period turns the baseline into a design your leadership can weigh. If the next period runs to plan, the first option will be in your hands well before the final month. I will keep this report on its monthly cadence for Key Group, and the request log stays current for anyone on your side who wants to see what is outstanding.</w:t>
+        <w:t>The one risk I would flag plainly is on the cost side, where two of the support functions still report through a single cost center, so that we cannot yet state what each of them consumes on its own. Until your finance team separates that detail, any figure we attach to a consolidation option rests on an apportionment rather than a measured number, and I want to be clear that our option pricing stays provisional until the separation is done. We do not think this puts the eight-month timeline at risk provided the split is completed in the coming fortnight, and closing it out is the single thing I would ask your team to treat as a priority.</w:t>
+      </w:r>
+    </w:p>
+    <w:p>
+      <w:r>
+        <w:t>On the whole this is an engagement running to plan, with a solid baseline behind us, the design work opening in front of us, and one well-understood item to close on the cost side. This report was prepared by Daniel Cisneros for the engagement team, and if any part of it would be more useful discussed than read, Jason Torres and I are glad to make the time before the next working session.</w:t>
       </w:r>
     </w:p>
     <w:sectPr>
